--- a/Educatie/PARADISE_toetsing_centra.docx
+++ b/Educatie/PARADISE_toetsing_centra.docx
@@ -468,7 +468,7 @@
                 <w:color w:val="1B2630"/>
                 <w:sz w:val="17"/>
               </w:rPr>
-              <w:t>in maart, vóór de paasvakantie</w:t>
+              <w:t>tussen 15 en 26 maart, na SEBIA 3 en 4</w:t>
             </w:r>
           </w:p>
         </w:tc>
@@ -1478,7 +1478,7 @@
                 <w:color w:val="1B2630"/>
                 <w:sz w:val="17"/>
               </w:rPr>
-              <w:t>in maart, vóór de paasvakantie</w:t>
+              <w:t>tussen 15 en 26 maart, na SEBIA 3 en 4</w:t>
             </w:r>
           </w:p>
         </w:tc>
@@ -2264,7 +2264,7 @@
                 <w:color w:val="1B2630"/>
                 <w:sz w:val="17"/>
               </w:rPr>
-              <w:t>in maart, vóór de paasvakantie</w:t>
+              <w:t>tussen 15 en 26 maart, na SEBIA 3 en 4</w:t>
             </w:r>
           </w:p>
         </w:tc>
@@ -3008,7 +3008,7 @@
                 <w:color w:val="1B2630"/>
                 <w:sz w:val="17"/>
               </w:rPr>
-              <w:t>in maart, vóór de paasvakantie</w:t>
+              <w:t>tussen 15 en 26 maart, na SEBIA 3 en 4</w:t>
             </w:r>
           </w:p>
         </w:tc>
@@ -3814,7 +3814,7 @@
                 <w:color w:val="1B2630"/>
                 <w:sz w:val="17"/>
               </w:rPr>
-              <w:t>in maart, vóór de paasvakantie</w:t>
+              <w:t>tussen 15 en 26 maart, na SEBIA 3 en 4</w:t>
             </w:r>
           </w:p>
         </w:tc>
@@ -4620,7 +4620,7 @@
                 <w:color w:val="1B2630"/>
                 <w:sz w:val="17"/>
               </w:rPr>
-              <w:t>in maart, vóór de paasvakantie</w:t>
+              <w:t>tussen 15 en 26 maart, na SEBIA 3 en 4</w:t>
             </w:r>
           </w:p>
         </w:tc>
